--- a/chapters/GTIchap9.docx
+++ b/chapters/GTIchap9.docx
@@ -289,7 +289,7 @@
           <w:szCs w:val="28"/>
           <w:rtl w:val="0"/>
         </w:rPr>
-        <w:t xml:space="preserve">Further still, and the Balliway Harbour could be seen. It was a stone’s throw from the castle, but quite a different operation, as Lovatt understood it. He knocked on the lights, and the black sea ahead turned yellowy white of a sudden. He then made his way to the stern where a metal bucket sat, overturned, and tied to a rope. He picked it up, lowered it into the nearby waters and teased it to dip down and drink its fill. A little seeped in, and so he pulled the rope up and laid the bucket on the deck. Then, he dunked in his cupped hands and splashed himself in the face, shoulders, chest, midriff, groin, and poured the rest into his shoes. He rubbed his soaking wet hands onto his clothes, and felt a shuddering chill through his body. </w:t>
+        <w:t xml:space="preserve">Further still, and the Balliway Harbour could be seen. It was a stone’s throw from the castle, but quite a different operation, as Lovatt understood it. He knocked on the lights, and the black sea ahead turned yellowy white of a sudden. He then made his way to the stern where a metal bucket sat, overturned, and tied to a rope. He picked it up, lowered it into the nearby waters and teased it to dip down and drink its fill. A little seeped in, and so he pulled the rope up and laid the bucket on the deck. Then, he dunked in his cupped hands and splashed himself in the face, shoulders, chest, midriff, groin, and poured the rest into his shoes. He rubbed his soaking wet hands onto his clothes, and felt a chill through his body. </w:t>
       </w:r>
     </w:p>
     <w:p>
@@ -1247,7 +1247,7 @@
           <w:szCs w:val="28"/>
           <w:rtl w:val="0"/>
         </w:rPr>
-        <w:t xml:space="preserve">“I got the woman. Coming through the courtyard, meet me quick," he said, then disconnected and stepped through the hollow bridge and towards the fort. He saw Glory, Verne, and Brynnis almost right away, running across the stones towards him. “She called someone," he said, as soon as they felt close enough to hear him. </w:t>
+        <w:t xml:space="preserve">“I got the woman. Coming through the courtyard, meet me quick," he said, then disconnected and stepped through the hollow bridge and towards the fort. He saw Glory, Verne, and Brynnis almost right away, running across the gravel towards him. “She called someone," he said, as soon as they felt close enough to hear him. </w:t>
       </w:r>
     </w:p>
     <w:p>
@@ -1353,7 +1353,7 @@
           <w:szCs w:val="28"/>
           <w:rtl w:val="0"/>
         </w:rPr>
-        <w:t xml:space="preserve">“Obria!” said Glory, loudly, still clutching handfuls of her silver threads with the grip of a savage beast. “Who the fuck did you just call, Obria. You need to call them back, and tell them you were mistaken, do you understand?”</w:t>
+        <w:t xml:space="preserve">“Obria!” said Glory, loudly, still clutching the bunched threads in a composed rage. “Who the fuck did you just call, Obria. You need to call them back, and tell them you were mistaken, do you understand?”</w:t>
       </w:r>
     </w:p>
     <w:p>
@@ -1395,7 +1395,7 @@
           <w:szCs w:val="28"/>
           <w:rtl w:val="0"/>
         </w:rPr>
-        <w:t xml:space="preserve">The commander fought now, holding the side of the trough to push herself free. </w:t>
+        <w:t xml:space="preserve">She fought back, now, as she could find the strength to, holding the side of the trough to push herself free. </w:t>
       </w:r>
     </w:p>
     <w:p>
@@ -1458,7 +1458,7 @@
           <w:szCs w:val="28"/>
           <w:rtl w:val="0"/>
         </w:rPr>
-        <w:t xml:space="preserve">“You need to call back, and tell him that you were mistaken. Understand this, Obria. If someone does come here, you will be with us until the moment this fort falls. There won’t be a nail left on your fingers, or your toes, there won’t be a tooth in your fucking mouth. The last thing I’ll do before I throw myself down onto the rocks, is scrape off your fucking face with a sharp stone, do you understand me? You will call back, and tell him, you… were… mistaken.” </w:t>
+        <w:t xml:space="preserve">“You need to call back, and tell him that you were mistaken. Understand this, Obria. If someone does come here, you will be with us until the moment this fort falls. There won’t be a nail left on your fingers, or your toes, there won’t be a tooth in your fucking mouth. The last thing I’ll do before I throw myself down onto the rocks, is scrape off your fucking face with a piece of slate, do you understand me? You will call back, and tell him, you… were… mistaken.” </w:t>
       </w:r>
     </w:p>
     <w:p>
@@ -1893,28 +1893,28 @@
           <w:rtl w:val="0"/>
         </w:rPr>
         <w:tab/>
-        <w:t xml:space="preserve">“No… No," whispered Glory, and with barely a second of consideration, she turned to kneel in the doorway and jump down onto the bodies below. </w:t>
-      </w:r>
-    </w:p>
-    <w:p>
-      <w:pPr>
-        <w:rPr>
-          <w:rFonts w:ascii="Montserrat" w:cs="Montserrat" w:eastAsia="Montserrat" w:hAnsi="Montserrat"/>
-          <w:color w:val="ffffff"/>
-          <w:sz w:val="28"/>
-          <w:szCs w:val="28"/>
-        </w:rPr>
-      </w:pPr>
-      <w:r>
-        <w:rPr>
-          <w:rFonts w:ascii="Montserrat" w:cs="Montserrat" w:eastAsia="Montserrat" w:hAnsi="Montserrat"/>
-          <w:color w:val="ffffff"/>
-          <w:sz w:val="28"/>
-          <w:szCs w:val="28"/>
-          <w:rtl w:val="0"/>
-        </w:rPr>
-        <w:tab/>
-        <w:t xml:space="preserve">“Glory, what are you doing?” said Brynn, hearing her feet land on the soft floor and wings flap away into the night. “Verne, get her outta here, will ya? And keep a damn eye on her," he said, gesturing toward an open door on the opposite end of the hall, then peering down to see Glory find her feet. </w:t>
+        <w:t xml:space="preserve">“No… No," whispered Glory, and with barely a second of consideration, she turned to kneel on the threshold, then jumped down onto the bodies below. </w:t>
+      </w:r>
+    </w:p>
+    <w:p>
+      <w:pPr>
+        <w:rPr>
+          <w:rFonts w:ascii="Montserrat" w:cs="Montserrat" w:eastAsia="Montserrat" w:hAnsi="Montserrat"/>
+          <w:color w:val="ffffff"/>
+          <w:sz w:val="28"/>
+          <w:szCs w:val="28"/>
+        </w:rPr>
+      </w:pPr>
+      <w:r>
+        <w:rPr>
+          <w:rFonts w:ascii="Montserrat" w:cs="Montserrat" w:eastAsia="Montserrat" w:hAnsi="Montserrat"/>
+          <w:color w:val="ffffff"/>
+          <w:sz w:val="28"/>
+          <w:szCs w:val="28"/>
+          <w:rtl w:val="0"/>
+        </w:rPr>
+        <w:tab/>
+        <w:t xml:space="preserve">“Glory, what are you doing?” said Brynn, hearing her feet land on the soft floor and wings flapping away into the night. “Verne, get her outta here, will ya? And keep a damn eye on her," he said, gesturing toward an open door on the opposite end of the hall, then peering down to see Glory find her feet. </w:t>
       </w:r>
     </w:p>
     <w:p>
@@ -2017,7 +2017,7 @@
           <w:szCs w:val="28"/>
           <w:rtl w:val="0"/>
         </w:rPr>
-        <w:t xml:space="preserve">With that, Lovatt too saw himself drop into the hole, his feet sinking into the moist, uneven surface. </w:t>
+        <w:t xml:space="preserve">With that, Lovatt too found himself dropping into the hole, his feet sinking into the moist, uneven surface. </w:t>
       </w:r>
     </w:p>
     <w:p>
@@ -2244,7 +2244,7 @@
         <w:t xml:space="preserve">Close to the top, he grabbed her arm and pulled her the rest of the way, placing a hand on her shoulder as she found her feet. Lovatt soon followed, as Glory stood straight up and glanced around, catching a glimpse of Verne’s back in the room opposite them. She strode in, and saw Obria sitting on a chair in the corner, still tethered to herself with roughly tightened knots that chewed at her skin, and soaked from the mop of her hair, down to her waist, stray strands of hay clinging to her attire.</w:t>
         <w:br w:type="textWrapping"/>
         <w:tab/>
-        <w:t xml:space="preserve">“I’m sorry. Please, let me tell you-” said the commander, but there wasn’t a word in the world that could have stayed Glory’s hand. </w:t>
+        <w:t xml:space="preserve">“I’m sorry. Please, let me tell you-” said the Obria, but there wasn’t a word in the world that could have stayed Glory’s hand. </w:t>
       </w:r>
     </w:p>
     <w:p>
@@ -2284,7 +2284,7 @@
           <w:szCs w:val="28"/>
           <w:rtl w:val="0"/>
         </w:rPr>
-        <w:t xml:space="preserve"> by her damp locks once more, but she barely had a chance to cry out as her face was slammed down on the stone ground with a great deal of force. </w:t>
+        <w:t xml:space="preserve"> by her damp locks once more, but she barely had a chance to cry out as her face was slammed down on the granite with a great deal of force. </w:t>
       </w:r>
     </w:p>
     <w:p>
@@ -2365,7 +2365,7 @@
           <w:szCs w:val="28"/>
           <w:rtl w:val="0"/>
         </w:rPr>
-        <w:t xml:space="preserve">This vicious monster bursting through her skin then took a hold of the tip of Obria’s long, white plait, and pulled it to grind the commander’s twitching body, eyes pressed against the ground, out of the room. A red trail, speckled with splinters of fragmented teeth and loose eyelashes, was painted onto the stone by the weight of Obria’s chest.</w:t>
+        <w:t xml:space="preserve">This vicious monster bursting through her skin then took a hold of the tip of Obria’s long, white plait, and pulled it to grind the the twitching body, eyes scraping against the ground, out of the room. A red trail, speckled with splinters of fragmented teeth and loose eyelashes, was painted onto the stone by the weight of Obria’s chest.</w:t>
       </w:r>
     </w:p>
     <w:p>
@@ -2405,7 +2405,7 @@
           <w:szCs w:val="28"/>
           <w:rtl w:val="0"/>
         </w:rPr>
-        <w:t xml:space="preserve">Glory’s men glared at her from the hall, watching foul wrath unfurl her soul. </w:t>
+        <w:t xml:space="preserve">Glory’s men did nothing but watch from the hall. They watched, and a foul wrath unfurled her soul. </w:t>
       </w:r>
     </w:p>
     <w:p>
@@ -2535,7 +2535,27 @@
           <w:szCs w:val="28"/>
           <w:rtl w:val="0"/>
         </w:rPr>
-        <w:t xml:space="preserve">She had watched her own feet as she dragged them across the floorboards, heading back to the courtyard. Then, she had pushed her body through the large door, stepped over a gelatinised stream of blood that began its journey in one of the guards’ chambers and ended it in the grasses of the yard. She had made her way to the outer wall, coastside, looking across at the entrance to the fort, and lowered herself down against the hard stone towering above her. Then, her mind had stolen all sense of herself.</w:t>
+        <w:t xml:space="preserve">She had watched her own feet as she dragged them across the floorboards, heading back to the courtyard. Then, she had pushed her body through the large door, stepped over a gelatinised stream of blood that began its journey in one of the guards’ chambers and ended it in the grasses of the yard. She had made her way to the outer wall, coastside, looking across at the entrance to the fort, and lowered herself down against the cold surface, towering above her.</w:t>
+      </w:r>
+    </w:p>
+    <w:p>
+      <w:pPr>
+        <w:rPr>
+          <w:rFonts w:ascii="Montserrat" w:cs="Montserrat" w:eastAsia="Montserrat" w:hAnsi="Montserrat"/>
+          <w:color w:val="ffffff"/>
+          <w:sz w:val="28"/>
+          <w:szCs w:val="28"/>
+        </w:rPr>
+      </w:pPr>
+      <w:r>
+        <w:rPr>
+          <w:rFonts w:ascii="Montserrat" w:cs="Montserrat" w:eastAsia="Montserrat" w:hAnsi="Montserrat"/>
+          <w:color w:val="ffffff"/>
+          <w:sz w:val="28"/>
+          <w:szCs w:val="28"/>
+          <w:rtl w:val="0"/>
+        </w:rPr>
+        <w:t xml:space="preserve">Then, her mind had stolen all sense of herself.</w:t>
       </w:r>
     </w:p>
     <w:p>
@@ -2635,7 +2655,7 @@
           <w:szCs w:val="28"/>
           <w:rtl w:val="0"/>
         </w:rPr>
-        <w:t xml:space="preserve">Yes, of course, the Gods, the Countenance divine.</w:t>
+        <w:t xml:space="preserve">Yes, of course, the Gods, the Countenance divine, the Ten Children, the Guardians, whoever the fuck gave a shit about his soul.</w:t>
       </w:r>
     </w:p>
     <w:p>
@@ -2759,7 +2779,7 @@
           <w:rtl w:val="0"/>
         </w:rPr>
         <w:tab/>
-        <w:t xml:space="preserve">“It was entirely necessary," she said, looking up at him with bloodshot eyes. He loomed over her, then crouched down to sit beside her on the stones and grasses. “She might still be alive down there. You can jump down, scrape her up, if you like.”</w:t>
+        <w:t xml:space="preserve">“It was entirely necessary," she said, looking up at him with bloodshot eyes. He loomed over her, then crouched down to sit beside her on the pebbles and grasses. “She might still be alive down there. You can jump down, scrape her up, if you like.”</w:t>
       </w:r>
     </w:p>
     <w:p>
@@ -3204,7 +3224,25 @@
         </w:rPr>
         <w:tab/>
         <w:t xml:space="preserve">“What do you want me to say?” she said, her voice splintering. “If the Ebbing don’t get here on time, I guess we’re pretty fucked. It’s simple, why do you need to ask me about it? Fuck off if you don’t like my answers! Leave me in peace!”</w:t>
-        <w:br w:type="textWrapping"/>
+      </w:r>
+    </w:p>
+    <w:p>
+      <w:pPr>
+        <w:rPr>
+          <w:rFonts w:ascii="Montserrat" w:cs="Montserrat" w:eastAsia="Montserrat" w:hAnsi="Montserrat"/>
+          <w:color w:val="ffffff"/>
+          <w:sz w:val="28"/>
+          <w:szCs w:val="28"/>
+        </w:rPr>
+      </w:pPr>
+      <w:r>
+        <w:rPr>
+          <w:rFonts w:ascii="Montserrat" w:cs="Montserrat" w:eastAsia="Montserrat" w:hAnsi="Montserrat"/>
+          <w:color w:val="ffffff"/>
+          <w:sz w:val="28"/>
+          <w:szCs w:val="28"/>
+          <w:rtl w:val="0"/>
+        </w:rPr>
         <w:t xml:space="preserve">Her tone had become so smothered with bile that it didn’t sound like her any longer. Rather it was a creature residing in a deep pit, crawling out to spill its scorn then retreat back down into the dark with wet, burning eyes.</w:t>
       </w:r>
     </w:p>

--- a/chapters/GTIchap9.docx
+++ b/chapters/GTIchap9.docx
@@ -3,26 +3,6 @@
 <w:document xmlns:mc="http://schemas.openxmlformats.org/markup-compatibility/2006" xmlns:o="urn:schemas-microsoft-com:office:office" xmlns:r="http://schemas.openxmlformats.org/officeDocument/2006/relationships" xmlns:m="http://schemas.openxmlformats.org/officeDocument/2006/math" xmlns:v="urn:schemas-microsoft-com:vml" xmlns:wp="http://schemas.openxmlformats.org/drawingml/2006/wordprocessingDrawing" xmlns:w10="urn:schemas-microsoft-com:office:word" xmlns:w="http://schemas.openxmlformats.org/wordprocessingml/2006/main" xmlns:wne="http://schemas.microsoft.com/office/word/2006/wordml" xmlns:sl="http://schemas.openxmlformats.org/schemaLibrary/2006/main" xmlns:a="http://schemas.openxmlformats.org/drawingml/2006/main" xmlns:pic="http://schemas.openxmlformats.org/drawingml/2006/picture" xmlns:c="http://schemas.openxmlformats.org/drawingml/2006/chart" xmlns:lc="http://schemas.openxmlformats.org/drawingml/2006/lockedCanvas" xmlns:dgm="http://schemas.openxmlformats.org/drawingml/2006/diagram" xmlns:wps="http://schemas.microsoft.com/office/word/2010/wordprocessingShape" xmlns:wpg="http://schemas.microsoft.com/office/word/2010/wordprocessingGroup" xmlns:w14="http://schemas.microsoft.com/office/word/2010/wordml" xmlns:w15="http://schemas.microsoft.com/office/word/2012/wordml" xmlns:w16="http://schemas.microsoft.com/office/word/2018/wordml" xmlns:w16cex="http://schemas.microsoft.com/office/word/2018/wordml/cex" xmlns:w16cid="http://schemas.microsoft.com/office/word/2016/wordml/cid" xmlns="http://schemas.microsoft.com/office/tasks/2019/documenttasks" xmlns:cr="http://schemas.microsoft.com/office/comments/2020/reactions">
   <w:background w:color="434343"/>
   <w:body>
-    <w:p>
-      <w:pPr>
-        <w:rPr>
-          <w:rFonts w:ascii="Montserrat" w:cs="Montserrat" w:eastAsia="Montserrat" w:hAnsi="Montserrat"/>
-          <w:b w:val="1"/>
-          <w:bCs w:val="1"/>
-          <w:color w:val="ffffff"/>
-          <w:sz w:val="48"/>
-          <w:szCs w:val="48"/>
-        </w:rPr>
-      </w:pPr>
-      <w:r>
-        <w:br w:type="page"/>
-      </w:r>
-      <w:r>
-        <w:rPr>
-          <w:rtl w:val="0"/>
-        </w:rPr>
-      </w:r>
-    </w:p>
     <w:p>
       <w:pPr>
         <w:jc w:val="center"/>
